--- a/report/Звіт_ЛР4_Чумако.docx
+++ b/report/Звіт_ЛР4_Чумако.docx
@@ -90,87 +90,199 @@
         <w:pStyle w:val="Normal"/>
       </w:pPr>
       <w:r>
-        <w:t xml:space="preserve">1. Створити віртуальне оточення з назвою-прізвищем студента і Python-проєкт.</w:t>
-      </w:r>
-    </w:p>
-    <w:p>
-      <w:pPr>
-        <w:pStyle w:val="Normal"/>
-      </w:pPr>
-      <w:r>
-        <w:t xml:space="preserve">2. Створити пакет із трьох модулів. У __init__.py задати NAME = «Text translation» і AUTHOR = «Прізвище та ім’я студента, група».</w:t>
-      </w:r>
-    </w:p>
-    <w:p>
-      <w:pPr>
-        <w:pStyle w:val="Normal"/>
-      </w:pPr>
-      <w:r>
-        <w:t xml:space="preserve">3. Реалізувати асинхронні TransLate(text, scr, dest), LangDetect(text, set='all'), CodeLang(lang) і LanguageList(out='screen', text=None) на googletrans 4.0.2 для Python 3.13+.</w:t>
-      </w:r>
-    </w:p>
-    <w:p>
-      <w:pPr>
-        <w:pStyle w:val="Normal"/>
-      </w:pPr>
-      <w:r>
-        <w:t xml:space="preserve">4. Реалізувати ті самі функції на googletrans 3.1.0a0, передбачивши повідомлення про несумісність Python 3.13+ і запуск через Python 3.11.</w:t>
-      </w:r>
-    </w:p>
-    <w:p>
-      <w:pPr>
-        <w:pStyle w:val="Normal"/>
-      </w:pPr>
-      <w:r>
-        <w:t xml:space="preserve">5. Реалізувати ті самі функції на deep-translator; для визначення мови можна використати langdetect.</w:t>
-      </w:r>
-    </w:p>
-    <w:p>
-      <w:pPr>
-        <w:pStyle w:val="Normal"/>
-      </w:pPr>
-      <w:r>
-        <w:t xml:space="preserve">6. Створити gtrans4.py, gtrans3.py та deeptr.py із демонстрацією функцій кожного модуля.</w:t>
-      </w:r>
-    </w:p>
-    <w:p>
-      <w:pPr>
-        <w:pStyle w:val="Normal"/>
-      </w:pPr>
-      <w:r>
-        <w:t xml:space="preserve">7. Створити filetr.py, вхідний файл із не менш як чотирма українськими реченнями та конфігураційний файл. Конфігурація містить назву файла, цільову мову, модуль, спосіб виводу і кількість речень.</w:t>
-      </w:r>
-    </w:p>
-    <w:p>
-      <w:pPr>
-        <w:pStyle w:val="Normal"/>
-      </w:pPr>
-      <w:r>
-        <w:t xml:space="preserve">8. filetr.py виводить назву файла, розмір, число символів, число речень і мову; перекладає задану кількість речень. Для screen показує назву мови, модуль і переклад; для file створює файл із кодом мови в назві та повідомляє «Ok».</w:t>
-      </w:r>
-    </w:p>
-    <w:p>
-      <w:pPr>
-        <w:pStyle w:val="Normal"/>
-      </w:pPr>
-      <w:r>
-        <w:t xml:space="preserve">9. Додати requirements.txt, .gitignore, завантажити проєкт на GitHub.</w:t>
-      </w:r>
-    </w:p>
-    <w:p>
-      <w:pPr>
-        <w:pStyle w:val="Normal"/>
-      </w:pPr>
-      <w:r>
-        <w:t xml:space="preserve">10. Підготувати електронний звіт із титульним аркушем, текстом завдання, кодом основної програми, скриншотами VS Code та термінала (включно з помилкою для gtrans3 на Python 3.13+) і посиланням на GitHub.</w:t>
-      </w:r>
-    </w:p>
-    <w:p>
-      <w:pPr>
-        <w:pStyle w:val="Normal"/>
-      </w:pPr>
-      <w:r>
-        <w:t xml:space="preserve">Параметри LangDetect: lang — тільки мова; confidence — тільки коефіцієнт довіри; all — обидва значення. CodeLang перетворює назву на код і навпаки. LanguageList друкує вирівняну таблицю або записує її до файла; колонка перекладу відсутня, якщо параметр text не вказано.</w:t>
+        <w:t xml:space="preserve">ЛАБОРАТОРНА РОБОТА №4. Тема: Модулі і пакети.</w:t>
+      </w:r>
+    </w:p>
+    <w:p>
+      <w:pPr>
+        <w:pStyle w:val="Normal"/>
+      </w:pPr>
+      <w:r>
+        <w:t xml:space="preserve">1. Створити віртуальне оточення (ім’я оточення — прізвище студента). В цьому оточенні створити проєкт Python. Без виконання цього пункту завдання не буде зараховано.</w:t>
+      </w:r>
+    </w:p>
+    <w:p>
+      <w:pPr>
+        <w:pStyle w:val="Normal"/>
+      </w:pPr>
+      <w:r>
+        <w:t xml:space="preserve">2. Створити пакет, який складається з трьох модулів. Назви пакета і модулів — на розсуд студента.</w:t>
+      </w:r>
+    </w:p>
+    <w:p>
+      <w:pPr>
+        <w:pStyle w:val="Normal"/>
+      </w:pPr>
+      <w:r>
+        <w:t xml:space="preserve">3. У файлі __init__.py задати змінні NAME = «Text translation» та AUTHOR = «Прізвище та ім’я студента, група».</w:t>
+      </w:r>
+    </w:p>
+    <w:p>
+      <w:pPr>
+        <w:pStyle w:val="Normal"/>
+      </w:pPr>
+      <w:r>
+        <w:t xml:space="preserve">4. У першому модулі створити наведені далі функції, використовуючи googletrans 4.0.2. Функції мають бути асинхронними і працювати з Python 3.13 та вище.</w:t>
+      </w:r>
+    </w:p>
+    <w:p>
+      <w:pPr>
+        <w:pStyle w:val="Normal"/>
+      </w:pPr>
+      <w:r>
+        <w:t xml:space="preserve">TransLate(text: str, scr: str, dest: str) -&gt; str: повертає переклад на задану мову або повідомлення про помилку. text — текст; scr — назва чи ISO-639-код мови оригіналу або «auto»; dest — назва чи ISO-639-код мови перекладу.</w:t>
+      </w:r>
+    </w:p>
+    <w:p>
+      <w:pPr>
+        <w:pStyle w:val="Normal"/>
+      </w:pPr>
+      <w:r>
+        <w:t xml:space="preserve">LangDetect(text: str, set: str = «all») -&gt; str: визначає мову та коефіцієнт довіри або повертає помилку. set = «lang» — лише мова; «confidence» — лише коефіцієнт; «all» (за замовчуванням) — обидва значення.</w:t>
+      </w:r>
+    </w:p>
+    <w:p>
+      <w:pPr>
+        <w:pStyle w:val="Normal"/>
+      </w:pPr>
+      <w:r>
+        <w:t xml:space="preserve">CodeLang(lang: str) -&gt; str: повертає код за назвою мови, назву за кодом або повідомлення про помилку.</w:t>
+      </w:r>
+    </w:p>
+    <w:p>
+      <w:pPr>
+        <w:pStyle w:val="Normal"/>
+      </w:pPr>
+      <w:r>
+        <w:t xml:space="preserve">LanguageList(out: str = «screen», text: str = None) -&gt; str: виводить у файл або на екран таблицю підтримуваних мов, їхніх кодів і перекладів тексту. Якщо text відсутній, колонка перекладу також відсутня. out = «screen» — екран; out = «file» — файл. Таблиця на екрані має мати заголовки та вирівняні ліворуч стовпці. Повернути «Ok» за успіху або повідомлення про помилку.</w:t>
+      </w:r>
+    </w:p>
+    <w:p>
+      <w:pPr>
+        <w:pStyle w:val="Normal"/>
+      </w:pPr>
+      <w:r>
+        <w:t xml:space="preserve">5. У другому модулі створити ті самі функції за допомогою googletrans==3.1.0a0. Якщо Python &gt;= 3.13, програма має показати повідомлення про несумісність.</w:t>
+      </w:r>
+    </w:p>
+    <w:p>
+      <w:pPr>
+        <w:pStyle w:val="Normal"/>
+      </w:pPr>
+      <w:r>
+        <w:t xml:space="preserve">6. У третьому модулі створити ті самі функції за допомогою deep_translator. Для визначення мови можна використати langdetect.</w:t>
+      </w:r>
+    </w:p>
+    <w:p>
+      <w:pPr>
+        <w:pStyle w:val="Normal"/>
+      </w:pPr>
+      <w:r>
+        <w:t xml:space="preserve">7. У кореневому каталозі проєкту створити файли gtrans4.py, gtrans3.py, deeptr.py та filetr.py.</w:t>
+      </w:r>
+    </w:p>
+    <w:p>
+      <w:pPr>
+        <w:pStyle w:val="Normal"/>
+      </w:pPr>
+      <w:r>
+        <w:t xml:space="preserve">8. gtrans4.py демонструє роботу функцій першого модуля.</w:t>
+      </w:r>
+    </w:p>
+    <w:p>
+      <w:pPr>
+        <w:pStyle w:val="Normal"/>
+      </w:pPr>
+      <w:r>
+        <w:t xml:space="preserve">9. gtrans3.py демонструє роботу другого модуля; для демонстрації використати Python launcher із Python 3.11.</w:t>
+      </w:r>
+    </w:p>
+    <w:p>
+      <w:pPr>
+        <w:pStyle w:val="Normal"/>
+      </w:pPr>
+      <w:r>
+        <w:t xml:space="preserve">10. deeptr.py демонструє роботу третього модуля.</w:t>
+      </w:r>
+    </w:p>
+    <w:p>
+      <w:pPr>
+        <w:pStyle w:val="Normal"/>
+      </w:pPr>
+      <w:r>
+        <w:t xml:space="preserve">11. filetr.py перекладає текст із файла. Попередньо створити в корені проєкту текстовий файл із щонайменше чотирма українськими реченнями та конфігураційний файл довільного типу.</w:t>
+      </w:r>
+    </w:p>
+    <w:p>
+      <w:pPr>
+        <w:pStyle w:val="Normal"/>
+      </w:pPr>
+      <w:r>
+        <w:t xml:space="preserve">Конфігурація містить: назву файла з текстом, назву або код цільової мови, назву модуля пакета, місце виводу (файл або екран) і кількість речень, які потрібно прочитати та перекласти.</w:t>
+      </w:r>
+    </w:p>
+    <w:p>
+      <w:pPr>
+        <w:pStyle w:val="Normal"/>
+      </w:pPr>
+      <w:r>
+        <w:t xml:space="preserve">Етап I: вивести назву файла, розмір, кількість символів, кількість речень у файлі та мову тексту; якщо файл відсутній або сталася помилка, показати відповідне повідомлення.</w:t>
+      </w:r>
+    </w:p>
+    <w:p>
+      <w:pPr>
+        <w:pStyle w:val="Normal"/>
+      </w:pPr>
+      <w:r>
+        <w:t xml:space="preserve">Етап II: читати текст до кінця файла або до заданої кількості речень, після чого перекласти отриманий текст на мову з конфігурації функціями створеного пакета.</w:t>
+      </w:r>
+    </w:p>
+    <w:p>
+      <w:pPr>
+        <w:pStyle w:val="Normal"/>
+      </w:pPr>
+      <w:r>
+        <w:t xml:space="preserve">Етап IV: для виводу на екран показати назву мови перекладу, назву використаного модуля і переклад або помилку.</w:t>
+      </w:r>
+    </w:p>
+    <w:p>
+      <w:pPr>
+        <w:pStyle w:val="Normal"/>
+      </w:pPr>
+      <w:r>
+        <w:t xml:space="preserve">Етап V: для виводу у файл створити файл, додавши код мови перекладу до назви початкового файла, зберегти переклад; показати «Ok» або повідомлення про помилку.</w:t>
+      </w:r>
+    </w:p>
+    <w:p>
+      <w:pPr>
+        <w:pStyle w:val="Normal"/>
+      </w:pPr>
+      <w:r>
+        <w:t xml:space="preserve">12. Створити requirements.txt з установленими модулями та пакетами.</w:t>
+      </w:r>
+    </w:p>
+    <w:p>
+      <w:pPr>
+        <w:pStyle w:val="Normal"/>
+      </w:pPr>
+      <w:r>
+        <w:t xml:space="preserve">13. Створити .gitignore для технічних файлів і папок.</w:t>
+      </w:r>
+    </w:p>
+    <w:p>
+      <w:pPr>
+        <w:pStyle w:val="Normal"/>
+      </w:pPr>
+      <w:r>
+        <w:t xml:space="preserve">14. Завантажити проєкт на GitHub.</w:t>
+      </w:r>
+    </w:p>
+    <w:p>
+      <w:pPr>
+        <w:pStyle w:val="Normal"/>
+      </w:pPr>
+      <w:r>
+        <w:t xml:space="preserve">Форма подання — електронний звіт. Він має містити титульний аркуш; текст завдання; скриншот VS Code зі структурою проєкту (Explorer), рядком стану та кодом головної програми; текст коду головної програми; скриншоти термінала із запусками у віртуальному середовищі та мовою перекладу, що відповідає конфігурації; скриншот повідомлення gtrans3.py про неправильну версію Python 3.13+; посилання на GitHub.</w:t>
       </w:r>
     </w:p>
     <w:p>

--- a/report/Звіт_ЛР4_Чумако.docx
+++ b/report/Звіт_ЛР4_Чумако.docx
@@ -2039,10 +2039,129 @@
     </w:p>
     <w:p>
       <w:pPr>
+        <w:pStyle w:val="Normal"/>
+      </w:pPr>
+      <w:r>
+        <w:br w:type="page"/>
+      </w:r>
+      <w:r>
+        <w:t xml:space="preserve"/>
+      </w:r>
+    </w:p>
+    <w:p>
+      <w:pPr>
         <w:pStyle w:val="Heading1"/>
       </w:pPr>
       <w:r>
-        <w:t xml:space="preserve">5. Скриншоти, які слід додати перед здачею</w:t>
+        <w:t xml:space="preserve">5. Демонстраційні макети — не докази виконання</w:t>
+      </w:r>
+    </w:p>
+    <w:p>
+      <w:pPr>
+        <w:pStyle w:val="Normal"/>
+      </w:pPr>
+      <w:r>
+        <w:t xml:space="preserve">Наведені нижче зображення створено для ілюстрації оформлення. Це не скриншоти VS Code чи термінала студента і вони не підтверджують створення локального віртуального середовища «Чумако».</w:t>
+      </w:r>
+    </w:p>
+    <w:p>
+      <w:pPr>
+        <w:jc w:val="center"/>
+      </w:pPr>
+      <w:r>
+        <w:drawing>
+          <wp:inline xmlns:wp="http://schemas.openxmlformats.org/drawingml/2006/wordprocessingDrawing" xmlns:a="http://schemas.openxmlformats.org/drawingml/2006/main" xmlns:pic="http://schemas.openxmlformats.org/drawingml/2006/picture">
+            <wp:extent cx="5486400" cy="3291840"/>
+            <wp:docPr id="1" name="Макет редактора" descr="Навчальна ілюстрація Макет редактора; не скриншот фактичного запуску."/>
+            <a:graphic>
+              <a:graphicData uri="http://schemas.openxmlformats.org/drawingml/2006/picture">
+                <pic:pic>
+                  <pic:nvPicPr>
+                    <pic:cNvPr id="1" name="Макет редактора"/>
+                    <pic:cNvPicPr/>
+                  </pic:nvPicPr>
+                  <pic:blipFill>
+                    <a:blip r:embed="rId2"/>
+                    <a:stretch>
+                      <a:fillRect/>
+                    </a:stretch>
+                  </pic:blipFill>
+                  <pic:spPr>
+                    <a:xfrm>
+                      <a:off x="0" y="0"/>
+                      <a:ext cx="5486400" cy="3291840"/>
+                    </a:xfrm>
+                    <a:prstGeom prst="rect">
+                      <a:avLst/>
+                    </a:prstGeom>
+                  </pic:spPr>
+                </pic:pic>
+              </a:graphicData>
+            </a:graphic>
+          </wp:inline>
+        </w:drawing>
+      </w:r>
+    </w:p>
+    <w:p>
+      <w:pPr>
+        <w:pStyle w:val="Normal"/>
+      </w:pPr>
+      <w:r>
+        <w:t xml:space="preserve">Рис. 1. Макет вигляду редактора зі структурою проєкту (не скриншот VS Code).</w:t>
+      </w:r>
+    </w:p>
+    <w:p>
+      <w:pPr>
+        <w:jc w:val="center"/>
+      </w:pPr>
+      <w:r>
+        <w:drawing>
+          <wp:inline xmlns:wp="http://schemas.openxmlformats.org/drawingml/2006/wordprocessingDrawing" xmlns:a="http://schemas.openxmlformats.org/drawingml/2006/main" xmlns:pic="http://schemas.openxmlformats.org/drawingml/2006/picture">
+            <wp:extent cx="5486400" cy="2560320"/>
+            <wp:docPr id="2" name="Макет термінала" descr="Навчальна ілюстрація Макет термінала; не скриншот фактичного запуску."/>
+            <a:graphic>
+              <a:graphicData uri="http://schemas.openxmlformats.org/drawingml/2006/picture">
+                <pic:pic>
+                  <pic:nvPicPr>
+                    <pic:cNvPr id="2" name="Макет термінала"/>
+                    <pic:cNvPicPr/>
+                  </pic:nvPicPr>
+                  <pic:blipFill>
+                    <a:blip r:embed="rId3"/>
+                    <a:stretch>
+                      <a:fillRect/>
+                    </a:stretch>
+                  </pic:blipFill>
+                  <pic:spPr>
+                    <a:xfrm>
+                      <a:off x="0" y="0"/>
+                      <a:ext cx="5486400" cy="2560320"/>
+                    </a:xfrm>
+                    <a:prstGeom prst="rect">
+                      <a:avLst/>
+                    </a:prstGeom>
+                  </pic:spPr>
+                </pic:pic>
+              </a:graphicData>
+            </a:graphic>
+          </wp:inline>
+        </w:drawing>
+      </w:r>
+    </w:p>
+    <w:p>
+      <w:pPr>
+        <w:pStyle w:val="Normal"/>
+      </w:pPr>
+      <w:r>
+        <w:t xml:space="preserve">Рис. 2. Оформлення фактичного текстового виводу gtrans3.py на Python 3.13 у Replit; не скриншот середовища студента.</w:t>
+      </w:r>
+    </w:p>
+    <w:p>
+      <w:pPr>
+        <w:pStyle w:val="Heading1"/>
+      </w:pPr>
+      <w:r>
+        <w:t xml:space="preserve">5.1. Справжні скриншоти, які слід додати перед здачею</w:t>
       </w:r>
     </w:p>
     <w:p>

--- a/report/Звіт_ЛР4_Чумако.docx
+++ b/report/Звіт_ЛР4_Чумако.docx
@@ -2117,13 +2117,59 @@
       <w:r>
         <w:drawing>
           <wp:inline xmlns:wp="http://schemas.openxmlformats.org/drawingml/2006/wordprocessingDrawing" xmlns:a="http://schemas.openxmlformats.org/drawingml/2006/main" xmlns:pic="http://schemas.openxmlformats.org/drawingml/2006/picture">
-            <wp:extent cx="5486400" cy="2560320"/>
-            <wp:docPr id="2" name="Макет термінала" descr="Навчальна ілюстрація Макет термінала; не скриншот фактичного запуску."/>
+            <wp:extent cx="5486400" cy="2468880"/>
+            <wp:docPr id="3" name="Приклад виводу filetr.py" descr="Навчальна ілюстрація Приклад виводу filetr.py; не скриншот фактичного запуску."/>
             <a:graphic>
               <a:graphicData uri="http://schemas.openxmlformats.org/drawingml/2006/picture">
                 <pic:pic>
                   <pic:nvPicPr>
-                    <pic:cNvPr id="2" name="Макет термінала"/>
+                    <pic:cNvPr id="3" name="Приклад виводу filetr.py"/>
+                    <pic:cNvPicPr/>
+                  </pic:nvPicPr>
+                  <pic:blipFill>
+                    <a:blip r:embed="rId4"/>
+                    <a:stretch>
+                      <a:fillRect/>
+                    </a:stretch>
+                  </pic:blipFill>
+                  <pic:spPr>
+                    <a:xfrm>
+                      <a:off x="0" y="0"/>
+                      <a:ext cx="5486400" cy="2468880"/>
+                    </a:xfrm>
+                    <a:prstGeom prst="rect">
+                      <a:avLst/>
+                    </a:prstGeom>
+                  </pic:spPr>
+                </pic:pic>
+              </a:graphicData>
+            </a:graphic>
+          </wp:inline>
+        </w:drawing>
+      </w:r>
+    </w:p>
+    <w:p>
+      <w:pPr>
+        <w:pStyle w:val="Normal"/>
+      </w:pPr>
+      <w:r>
+        <w:t xml:space="preserve">Рис. 2. Реальний текстовий вивід filetr.py у Replit, оформлений за зразком; не скриншот VS Code чи середовища «Чумако».</w:t>
+      </w:r>
+    </w:p>
+    <w:p>
+      <w:pPr>
+        <w:jc w:val="center"/>
+      </w:pPr>
+      <w:r>
+        <w:drawing>
+          <wp:inline xmlns:wp="http://schemas.openxmlformats.org/drawingml/2006/wordprocessingDrawing" xmlns:a="http://schemas.openxmlformats.org/drawingml/2006/main" xmlns:pic="http://schemas.openxmlformats.org/drawingml/2006/picture">
+            <wp:extent cx="5486400" cy="2468880"/>
+            <wp:docPr id="2" name="Приклад помилки gtrans3.py" descr="Навчальна ілюстрація Приклад помилки gtrans3.py; не скриншот фактичного запуску."/>
+            <a:graphic>
+              <a:graphicData uri="http://schemas.openxmlformats.org/drawingml/2006/picture">
+                <pic:pic>
+                  <pic:nvPicPr>
+                    <pic:cNvPr id="2" name="Приклад помилки gtrans3.py"/>
                     <pic:cNvPicPr/>
                   </pic:nvPicPr>
                   <pic:blipFill>
@@ -2135,7 +2181,7 @@
                   <pic:spPr>
                     <a:xfrm>
                       <a:off x="0" y="0"/>
-                      <a:ext cx="5486400" cy="2560320"/>
+                      <a:ext cx="5486400" cy="2468880"/>
                     </a:xfrm>
                     <a:prstGeom prst="rect">
                       <a:avLst/>
@@ -2153,7 +2199,7 @@
         <w:pStyle w:val="Normal"/>
       </w:pPr>
       <w:r>
-        <w:t xml:space="preserve">Рис. 2. Оформлення фактичного текстового виводу gtrans3.py на Python 3.13 у Replit; не скриншот середовища студента.</w:t>
+        <w:t xml:space="preserve">Рис. 3. Реальний текстовий вивід gtrans3.py на Python 3.13 у Replit, оформлений за зразком; не скриншот середовища студента.</w:t>
       </w:r>
     </w:p>
     <w:p>
